--- a/CV.docx
+++ b/CV.docx
@@ -132,19 +132,7 @@
         </w:numPr>
       </w:pPr>
       <w:r>
-        <w:t xml:space="preserve">Developed Matplotlib visualizations to analyze fraud detection simulation results, helping banks optimize their systems to minimize false positives.</w:t>
-      </w:r>
-    </w:p>
-    <w:p>
-      <w:pPr>
-        <w:pStyle w:val="Compact"/>
-        <w:numPr>
-          <w:ilvl w:val="0"/>
-          <w:numId w:val="1002"/>
-        </w:numPr>
-      </w:pPr>
-      <w:r>
-        <w:t xml:space="preserve">Designed and built Python-based visualizations for over 1000 bank configuration parameters, enabling cooperative banks to effectively fine-tune their system settings.</w:t>
+        <w:t xml:space="preserve">Developed Python-based (Matplotlib) visualization suites to analyze fraud simulations and 1,000+ configuration parameters, enabling banks to minimize false positives and fine-tune system settings.</w:t>
       </w:r>
     </w:p>
     <w:bookmarkEnd w:id="12"/>
@@ -166,7 +154,7 @@
         </w:numPr>
       </w:pPr>
       <w:r>
-        <w:t xml:space="preserve">Developed key features for a full-stack application, which included a Node.js and Firebase backend and a dynamic SvelteKit frontend, supporting hundreds of daily operations.</w:t>
+        <w:t xml:space="preserve">Developed key features for a SvelteKit/Firebase app, optimized database read operations to reduce cloud costs, and implemented an open-source onboarding flow that cut monthly licensing fees.</w:t>
       </w:r>
     </w:p>
     <w:p>
@@ -178,31 +166,7 @@
         </w:numPr>
       </w:pPr>
       <w:r>
-        <w:t xml:space="preserve">Managed the maintenance and updates for company websites, ensuring their reliability and currentness.</w:t>
-      </w:r>
-    </w:p>
-    <w:p>
-      <w:pPr>
-        <w:pStyle w:val="Compact"/>
-        <w:numPr>
-          <w:ilvl w:val="0"/>
-          <w:numId w:val="1003"/>
-        </w:numPr>
-      </w:pPr>
-      <w:r>
-        <w:t xml:space="preserve">Developed a new user onboarding feature to streamline registration while simultaneously recommending and implementing a free, open-source alternative that eliminated a $50 monthly licensing fee.</w:t>
-      </w:r>
-    </w:p>
-    <w:p>
-      <w:pPr>
-        <w:pStyle w:val="Compact"/>
-        <w:numPr>
-          <w:ilvl w:val="0"/>
-          <w:numId w:val="1003"/>
-        </w:numPr>
-      </w:pPr>
-      <w:r>
-        <w:t xml:space="preserve">Optimized database read operations, simplifying the core data-fetching logic to reduce code complexity and lower cloud function costs on a per-operation basis.</w:t>
+        <w:t xml:space="preserve">Managed end-to-end maintenance and updates for company-wide web platforms.</w:t>
       </w:r>
     </w:p>
     <w:bookmarkEnd w:id="13"/>
@@ -704,10 +668,10 @@
   <w:docDefaults>
     <w:rPrDefault>
       <w:rPr>
-        <w:rFonts w:asciiTheme="minorHAnsi" w:cstheme="minorBidi" w:eastAsiaTheme="minorHAnsi" w:hAnsiTheme="minorHAnsi"/>
+        <w:rFonts w:asciiTheme="minorHAnsi" w:cstheme="minorBidi" w:eastAsiaTheme="minorEastAsia" w:hAnsiTheme="minorHAnsi"/>
         <w:sz w:val="24"/>
         <w:szCs w:val="24"/>
-        <w:lang w:bidi="ar-SA" w:eastAsia="en-US" w:val="en-US"/>
+        <w:lang w:bidi="ar-SA" w:eastAsia="zh-CN" w:val="en-US"/>
       </w:rPr>
     </w:rPrDefault>
     <w:pPrDefault>
@@ -1248,13 +1212,6 @@
       </w:tblCellMar>
     </w:tblPr>
     <w:tblStylePr w:type="firstRow">
-      <w:tblPr>
-        <w:jc w:val="left"/>
-        <w:tblInd w:type="dxa" w:w="0"/>
-      </w:tblPr>
-      <w:trPr>
-        <w:jc w:val="left"/>
-      </w:trPr>
       <w:tcPr>
         <w:tcBorders>
           <w:bottom w:val="single"/>

--- a/CV.docx
+++ b/CV.docx
@@ -56,13 +56,13 @@
         <w:t xml:space="preserve">Experience</w:t>
       </w:r>
     </w:p>
-    <w:bookmarkStart w:id="11" w:name="X0d0a86f4d2bd412f26a65649be463c715782502"/>
+    <w:bookmarkStart w:id="11" w:name="Xa60e34e1a4c44e8c16604c5cfea9f742c4747be"/>
     <w:p>
       <w:pPr>
         <w:pStyle w:val="Heading4"/>
       </w:pPr>
       <w:r>
-        <w:t xml:space="preserve">SoftNet (Junior Software Developer, Jun 2024 - Present)</w:t>
+        <w:t xml:space="preserve">SoftNet (Software Developer - formerly Intern, Jun 2024 - Present)</w:t>
       </w:r>
     </w:p>
     <w:p>
@@ -74,6 +74,18 @@
         </w:numPr>
       </w:pPr>
       <w:r>
+        <w:t xml:space="preserve">Implemented Docker to create standardized development environments, reducing the time and steps required to initialize a local instance from 7 to 3 and accelerating the onboarding of new programmers.</w:t>
+      </w:r>
+    </w:p>
+    <w:p>
+      <w:pPr>
+        <w:pStyle w:val="Compact"/>
+        <w:numPr>
+          <w:ilvl w:val="0"/>
+          <w:numId w:val="1001"/>
+        </w:numPr>
+      </w:pPr>
+      <w:r>
         <w:t xml:space="preserve">Maintained Java Spring backend, ensuring system reliability, and developed a new client management system for hotlines, using Angular with nearly 100% test coverage, simplifying bug report handling.</w:t>
       </w:r>
     </w:p>
@@ -86,7 +98,7 @@
         </w:numPr>
       </w:pPr>
       <w:r>
-        <w:t xml:space="preserve">Implemented Docker to create standardized development environments, reducing the time and steps required to initialize a local instance from 7 to 3 and accelerating the onboarding of new programmers.</w:t>
+        <w:t xml:space="preserve">Automated the vulnerability lifecycle using GitLab CI/CD (SAST/DAST) and secret detection. partnered with auditors to implement industry-standard security protocols.</w:t>
       </w:r>
     </w:p>
     <w:p>
@@ -98,29 +110,17 @@
         </w:numPr>
       </w:pPr>
       <w:r>
-        <w:t xml:space="preserve">Achieved full industry compliance by implementing recommendations from software audits and collaborating with the team to establish new security processes.</w:t>
-      </w:r>
-    </w:p>
-    <w:p>
-      <w:pPr>
-        <w:pStyle w:val="Compact"/>
-        <w:numPr>
-          <w:ilvl w:val="0"/>
-          <w:numId w:val="1001"/>
-        </w:numPr>
-      </w:pPr>
-      <w:r>
-        <w:t xml:space="preserve">Oversaw the vulnerability lifecycle by leveraging GitLab’s security pipeline for automated SAST/DAST scanning, secret detection, and vulnerability prevention on merges, improving overall system integrity.</w:t>
+        <w:t xml:space="preserve">Developed Python-based (Matplotlib) visualization suites to analyze fraud simulations and 1,000+ configuration parameters, enabling banks to minimize false positives and fine-tune system settings.</w:t>
       </w:r>
     </w:p>
     <w:bookmarkEnd w:id="11"/>
-    <w:bookmarkStart w:id="12" w:name="softnet-intern-nov-2022---dec-2022"/>
+    <w:bookmarkStart w:id="12" w:name="X5658984b4e463151c6bd09a792272d3ede247bf"/>
     <w:p>
       <w:pPr>
         <w:pStyle w:val="Heading4"/>
       </w:pPr>
       <w:r>
-        <w:t xml:space="preserve">SoftNet (Intern, Nov 2022 - Dec 2022)</w:t>
+        <w:t xml:space="preserve">Formation x Waymo Fellowship (Fellow, Jul 2025 - Jan 2026)</w:t>
       </w:r>
     </w:p>
     <w:p>
@@ -132,7 +132,19 @@
         </w:numPr>
       </w:pPr>
       <w:r>
-        <w:t xml:space="preserve">Developed Python-based (Matplotlib) visualization suites to analyze fraud simulations and 1,000+ configuration parameters, enabling banks to minimize false positives and fine-tune system settings.</w:t>
+        <w:t xml:space="preserve">Mastered advanced algorithmic optimization, data structures, and scalable architecture for high-availability distributed systems.</w:t>
+      </w:r>
+    </w:p>
+    <w:p>
+      <w:pPr>
+        <w:pStyle w:val="Compact"/>
+        <w:numPr>
+          <w:ilvl w:val="0"/>
+          <w:numId w:val="1002"/>
+        </w:numPr>
+      </w:pPr>
+      <w:r>
+        <w:t xml:space="preserve">Refined code quality and architectural standards through intensive technical deep-dives and reviews by Waymo and FAANG mentors.</w:t>
       </w:r>
     </w:p>
     <w:bookmarkEnd w:id="12"/>

--- a/CV.docx
+++ b/CV.docx
@@ -2,7 +2,7 @@
 <file path=word/document.xml><?xml version="1.0" encoding="utf-8"?>
 <w:document xmlns:w="http://schemas.openxmlformats.org/wordprocessingml/2006/main" xmlns:m="http://schemas.openxmlformats.org/officeDocument/2006/math" xmlns:r="http://schemas.openxmlformats.org/officeDocument/2006/relationships" xmlns:o="urn:schemas-microsoft-com:office:office" xmlns:v="urn:schemas-microsoft-com:vml" xmlns:w10="urn:schemas-microsoft-com:office:word" xmlns:a="http://schemas.openxmlformats.org/drawingml/2006/main" xmlns:pic="http://schemas.openxmlformats.org/drawingml/2006/picture" xmlns:wp="http://schemas.openxmlformats.org/drawingml/2006/wordprocessingDrawing">
   <w:body>
-    <w:bookmarkStart w:id="18" w:name="nikodem-marek"/>
+    <w:bookmarkStart w:id="19" w:name="nikodem-marek"/>
     <w:p>
       <w:pPr>
         <w:pStyle w:val="Heading1"/>
@@ -16,7 +16,7 @@
         <w:pStyle w:val="FirstParagraph"/>
       </w:pPr>
       <w:r>
-        <w:t xml:space="preserve">nmarekpub@proton.me • +48 534 900 231 • Kraków, Poland</w:t>
+        <w:t xml:space="preserve">nmarekpub@proton.me • +48 534 900 231 • Poland</w:t>
       </w:r>
       <w:r>
         <w:br/>
@@ -47,7 +47,7 @@
         </w:r>
       </w:hyperlink>
     </w:p>
-    <w:bookmarkStart w:id="14" w:name="experience"/>
+    <w:bookmarkStart w:id="15" w:name="experience"/>
     <w:p>
       <w:pPr>
         <w:pStyle w:val="Heading2"/>
@@ -56,13 +56,13 @@
         <w:t xml:space="preserve">Experience</w:t>
       </w:r>
     </w:p>
-    <w:bookmarkStart w:id="11" w:name="Xa60e34e1a4c44e8c16604c5cfea9f742c4747be"/>
+    <w:bookmarkStart w:id="11" w:name="Xe7a30e918276c32b3a7159b7aef969141b6a785"/>
     <w:p>
       <w:pPr>
         <w:pStyle w:val="Heading4"/>
       </w:pPr>
       <w:r>
-        <w:t xml:space="preserve">SoftNet (Software Developer - formerly Intern, Jun 2024 - Present)</w:t>
+        <w:t xml:space="preserve">Waymo (Software Engineer Intern, Jul 2026 - Sep 2026)</w:t>
       </w:r>
     </w:p>
     <w:p>
@@ -74,53 +74,17 @@
         </w:numPr>
       </w:pPr>
       <w:r>
-        <w:t xml:space="preserve">Implemented Docker to create standardized development environments, reducing the time and steps required to initialize a local instance from 7 to 3 and accelerating the onboarding of new programmers.</w:t>
-      </w:r>
-    </w:p>
-    <w:p>
-      <w:pPr>
-        <w:pStyle w:val="Compact"/>
-        <w:numPr>
-          <w:ilvl w:val="0"/>
-          <w:numId w:val="1001"/>
-        </w:numPr>
-      </w:pPr>
-      <w:r>
-        <w:t xml:space="preserve">Maintained Java Spring backend, ensuring system reliability, and developed a new client management system for hotlines, using Angular with nearly 100% test coverage, simplifying bug report handling.</w:t>
-      </w:r>
-    </w:p>
-    <w:p>
-      <w:pPr>
-        <w:pStyle w:val="Compact"/>
-        <w:numPr>
-          <w:ilvl w:val="0"/>
-          <w:numId w:val="1001"/>
-        </w:numPr>
-      </w:pPr>
-      <w:r>
-        <w:t xml:space="preserve">Automated the vulnerability lifecycle using GitLab CI/CD (SAST/DAST) and secret detection. partnered with auditors to implement industry-standard security protocols.</w:t>
-      </w:r>
-    </w:p>
-    <w:p>
-      <w:pPr>
-        <w:pStyle w:val="Compact"/>
-        <w:numPr>
-          <w:ilvl w:val="0"/>
-          <w:numId w:val="1001"/>
-        </w:numPr>
-      </w:pPr>
-      <w:r>
-        <w:t xml:space="preserve">Developed Python-based (Matplotlib) visualization suites to analyze fraud simulations and 1,000+ configuration parameters, enabling banks to minimize false positives and fine-tune system settings.</w:t>
+        <w:t xml:space="preserve">Built a high-throughput C++ simulation service orchestrating thousands of lightweight agents using statistical demand modeling. Designed fully deterministic, reproducible traffic generation to enable automated verification of mission-critical platforms.</w:t>
       </w:r>
     </w:p>
     <w:bookmarkEnd w:id="11"/>
-    <w:bookmarkStart w:id="12" w:name="X5658984b4e463151c6bd09a792272d3ede247bf"/>
+    <w:bookmarkStart w:id="12" w:name="X588b0752c8f4c9cd1c27d57a67305e51ba34ef5"/>
     <w:p>
       <w:pPr>
         <w:pStyle w:val="Heading4"/>
       </w:pPr>
       <w:r>
-        <w:t xml:space="preserve">Formation x Waymo Fellowship (Fellow, Jul 2025 - Jan 2026)</w:t>
+        <w:t xml:space="preserve">SoftNet (Software Developer - formerly Intern, Jun 2024 - Jun 2026)</w:t>
       </w:r>
     </w:p>
     <w:p>
@@ -132,7 +96,7 @@
         </w:numPr>
       </w:pPr>
       <w:r>
-        <w:t xml:space="preserve">Mastered advanced algorithmic optimization, data structures, and scalable architecture for high-availability distributed systems.</w:t>
+        <w:t xml:space="preserve">Implemented Docker to create standardized development environments, reducing the time and steps required to initialize a local instance from 7 to 3 and accelerating the onboarding of new programmers.</w:t>
       </w:r>
     </w:p>
     <w:p>
@@ -144,17 +108,29 @@
         </w:numPr>
       </w:pPr>
       <w:r>
-        <w:t xml:space="preserve">Refined code quality and architectural standards through intensive technical deep-dives and reviews by Waymo and FAANG mentors.</w:t>
+        <w:t xml:space="preserve">Maintained Java Spring backend, ensuring system reliability, and developed a new client management system for hotlines, using Angular with nearly 100% test coverage, simplifying bug report handling.</w:t>
+      </w:r>
+    </w:p>
+    <w:p>
+      <w:pPr>
+        <w:pStyle w:val="Compact"/>
+        <w:numPr>
+          <w:ilvl w:val="0"/>
+          <w:numId w:val="1002"/>
+        </w:numPr>
+      </w:pPr>
+      <w:r>
+        <w:t xml:space="preserve">Automated the vulnerability lifecycle using GitLab CI/CD (SAST/DAST) and secret detection. partnered with auditors to implement industry-standard security protocols.</w:t>
       </w:r>
     </w:p>
     <w:bookmarkEnd w:id="12"/>
-    <w:bookmarkStart w:id="13" w:name="X8b5ddc106e686d6e92f181488dd11685742d5cd"/>
+    <w:bookmarkStart w:id="13" w:name="X5658984b4e463151c6bd09a792272d3ede247bf"/>
     <w:p>
       <w:pPr>
         <w:pStyle w:val="Heading4"/>
       </w:pPr>
       <w:r>
-        <w:t xml:space="preserve">WeImpact.AI (Full-Stack Developer, Apr 2022 - Dec 2023)</w:t>
+        <w:t xml:space="preserve">Formation x Waymo Fellowship (Fellow, Jul 2025 - Jan 2026)</w:t>
       </w:r>
     </w:p>
     <w:p>
@@ -166,7 +142,7 @@
         </w:numPr>
       </w:pPr>
       <w:r>
-        <w:t xml:space="preserve">Developed key features for a SvelteKit/Firebase app, optimized database read operations to reduce cloud costs, and implemented an open-source onboarding flow that cut monthly licensing fees.</w:t>
+        <w:t xml:space="preserve">Mastered advanced algorithmic optimization, data structures, and scalable architecture for high-availability distributed systems.</w:t>
       </w:r>
     </w:p>
     <w:p>
@@ -178,18 +154,17 @@
         </w:numPr>
       </w:pPr>
       <w:r>
-        <w:t xml:space="preserve">Managed end-to-end maintenance and updates for company-wide web platforms.</w:t>
+        <w:t xml:space="preserve">Refined code quality and architectural standards through intensive technical deep-dives and reviews by Waymo and FAANG mentors.</w:t>
       </w:r>
     </w:p>
     <w:bookmarkEnd w:id="13"/>
-    <w:bookmarkEnd w:id="14"/>
-    <w:bookmarkStart w:id="15" w:name="skills"/>
-    <w:p>
-      <w:pPr>
-        <w:pStyle w:val="Heading2"/>
-      </w:pPr>
-      <w:r>
-        <w:t xml:space="preserve">Skills</w:t>
+    <w:bookmarkStart w:id="14" w:name="X8b5ddc106e686d6e92f181488dd11685742d5cd"/>
+    <w:p>
+      <w:pPr>
+        <w:pStyle w:val="Heading4"/>
+      </w:pPr>
+      <w:r>
+        <w:t xml:space="preserve">WeImpact.AI (Full-Stack Developer, Apr 2022 - Dec 2023)</w:t>
       </w:r>
     </w:p>
     <w:p>
@@ -201,6 +176,29 @@
         </w:numPr>
       </w:pPr>
       <w:r>
+        <w:t xml:space="preserve">Developed key features for a SvelteKit/Firebase app, optimized database read operations to reduce cloud costs, and implemented an open-source onboarding flow that cut monthly licensing fees.</w:t>
+      </w:r>
+    </w:p>
+    <w:bookmarkEnd w:id="14"/>
+    <w:bookmarkEnd w:id="15"/>
+    <w:bookmarkStart w:id="16" w:name="skills"/>
+    <w:p>
+      <w:pPr>
+        <w:pStyle w:val="Heading2"/>
+      </w:pPr>
+      <w:r>
+        <w:t xml:space="preserve">Skills</w:t>
+      </w:r>
+    </w:p>
+    <w:p>
+      <w:pPr>
+        <w:pStyle w:val="Compact"/>
+        <w:numPr>
+          <w:ilvl w:val="0"/>
+          <w:numId w:val="1005"/>
+        </w:numPr>
+      </w:pPr>
+      <w:r>
         <w:rPr>
           <w:b/>
           <w:bCs/>
@@ -219,7 +217,7 @@
         <w:pStyle w:val="Compact"/>
         <w:numPr>
           <w:ilvl w:val="0"/>
-          <w:numId w:val="1004"/>
+          <w:numId w:val="1005"/>
         </w:numPr>
       </w:pPr>
       <w:r>
@@ -241,7 +239,7 @@
         <w:pStyle w:val="Compact"/>
         <w:numPr>
           <w:ilvl w:val="0"/>
-          <w:numId w:val="1004"/>
+          <w:numId w:val="1005"/>
         </w:numPr>
       </w:pPr>
       <w:r>
@@ -263,7 +261,7 @@
         <w:pStyle w:val="Compact"/>
         <w:numPr>
           <w:ilvl w:val="0"/>
-          <w:numId w:val="1004"/>
+          <w:numId w:val="1005"/>
         </w:numPr>
       </w:pPr>
       <w:r>
@@ -280,72 +278,14 @@
         <w:t xml:space="preserve">Polish - Proficient, English - Fluent, German - Basic</w:t>
       </w:r>
     </w:p>
-    <w:bookmarkEnd w:id="15"/>
-    <w:bookmarkStart w:id="16" w:name="education-qualifications"/>
+    <w:bookmarkEnd w:id="16"/>
+    <w:bookmarkStart w:id="17" w:name="education-qualifications"/>
     <w:p>
       <w:pPr>
         <w:pStyle w:val="Heading2"/>
       </w:pPr>
       <w:r>
         <w:t xml:space="preserve">Education &amp; Qualifications</w:t>
-      </w:r>
-    </w:p>
-    <w:p>
-      <w:pPr>
-        <w:pStyle w:val="Compact"/>
-        <w:numPr>
-          <w:ilvl w:val="0"/>
-          <w:numId w:val="1005"/>
-        </w:numPr>
-      </w:pPr>
-      <w:r>
-        <w:t xml:space="preserve">Bachelor of Engineering in Cybersecurity AGH University of Krakow (2024 - Present)</w:t>
-      </w:r>
-    </w:p>
-    <w:p>
-      <w:pPr>
-        <w:pStyle w:val="Compact"/>
-        <w:numPr>
-          <w:ilvl w:val="0"/>
-          <w:numId w:val="1005"/>
-        </w:numPr>
-      </w:pPr>
-      <w:r>
-        <w:t xml:space="preserve">Information Technology Technician Zespół Szkół Łączności (2019 - 2024)</w:t>
-      </w:r>
-    </w:p>
-    <w:p>
-      <w:pPr>
-        <w:pStyle w:val="Compact"/>
-        <w:numPr>
-          <w:ilvl w:val="0"/>
-          <w:numId w:val="1005"/>
-        </w:numPr>
-      </w:pPr>
-      <w:r>
-        <w:t xml:space="preserve">Java Mobile App Development Certification</w:t>
-      </w:r>
-    </w:p>
-    <w:p>
-      <w:pPr>
-        <w:pStyle w:val="Compact"/>
-        <w:numPr>
-          <w:ilvl w:val="0"/>
-          <w:numId w:val="1005"/>
-        </w:numPr>
-      </w:pPr>
-      <w:r>
-        <w:t xml:space="preserve">Wazuh Tool Administration Training</w:t>
-      </w:r>
-    </w:p>
-    <w:bookmarkEnd w:id="16"/>
-    <w:bookmarkStart w:id="17" w:name="achievements"/>
-    <w:p>
-      <w:pPr>
-        <w:pStyle w:val="Heading2"/>
-      </w:pPr>
-      <w:r>
-        <w:t xml:space="preserve">Achievements</w:t>
       </w:r>
     </w:p>
     <w:p>
@@ -357,6 +297,64 @@
         </w:numPr>
       </w:pPr>
       <w:r>
+        <w:t xml:space="preserve">Bachelor of Engineering in Cybersecurity AGH University of Krakow (2024 - Present)</w:t>
+      </w:r>
+    </w:p>
+    <w:p>
+      <w:pPr>
+        <w:pStyle w:val="Compact"/>
+        <w:numPr>
+          <w:ilvl w:val="0"/>
+          <w:numId w:val="1006"/>
+        </w:numPr>
+      </w:pPr>
+      <w:r>
+        <w:t xml:space="preserve">Information Technology Technician Zespół Szkół Łączności (2019 - 2024)</w:t>
+      </w:r>
+    </w:p>
+    <w:p>
+      <w:pPr>
+        <w:pStyle w:val="Compact"/>
+        <w:numPr>
+          <w:ilvl w:val="0"/>
+          <w:numId w:val="1006"/>
+        </w:numPr>
+      </w:pPr>
+      <w:r>
+        <w:t xml:space="preserve">Java Mobile App Development Certification</w:t>
+      </w:r>
+    </w:p>
+    <w:p>
+      <w:pPr>
+        <w:pStyle w:val="Compact"/>
+        <w:numPr>
+          <w:ilvl w:val="0"/>
+          <w:numId w:val="1006"/>
+        </w:numPr>
+      </w:pPr>
+      <w:r>
+        <w:t xml:space="preserve">Wazuh Tool Administration Training</w:t>
+      </w:r>
+    </w:p>
+    <w:bookmarkEnd w:id="17"/>
+    <w:bookmarkStart w:id="18" w:name="achievements"/>
+    <w:p>
+      <w:pPr>
+        <w:pStyle w:val="Heading2"/>
+      </w:pPr>
+      <w:r>
+        <w:t xml:space="preserve">Achievements</w:t>
+      </w:r>
+    </w:p>
+    <w:p>
+      <w:pPr>
+        <w:pStyle w:val="Compact"/>
+        <w:numPr>
+          <w:ilvl w:val="0"/>
+          <w:numId w:val="1007"/>
+        </w:numPr>
+      </w:pPr>
+      <w:r>
         <w:rPr>
           <w:b/>
           <w:bCs/>
@@ -375,7 +373,7 @@
         <w:pStyle w:val="Compact"/>
         <w:numPr>
           <w:ilvl w:val="0"/>
-          <w:numId w:val="1006"/>
+          <w:numId w:val="1007"/>
         </w:numPr>
       </w:pPr>
       <w:r>
@@ -397,7 +395,7 @@
         <w:pStyle w:val="Compact"/>
         <w:numPr>
           <w:ilvl w:val="0"/>
-          <w:numId w:val="1006"/>
+          <w:numId w:val="1007"/>
         </w:numPr>
       </w:pPr>
       <w:r>
@@ -419,7 +417,7 @@
         <w:pStyle w:val="Compact"/>
         <w:numPr>
           <w:ilvl w:val="0"/>
-          <w:numId w:val="1006"/>
+          <w:numId w:val="1007"/>
         </w:numPr>
       </w:pPr>
       <w:r>
@@ -436,8 +434,8 @@
         <w:t xml:space="preserve">Nominated to be part of the prestigious Prymusi AGH program.</w:t>
       </w:r>
     </w:p>
-    <w:bookmarkEnd w:id="17"/>
     <w:bookmarkEnd w:id="18"/>
+    <w:bookmarkEnd w:id="19"/>
     <w:sectPr>
       <w:footnotePr>
         <w:numRestart w:val="eachSect"/>
@@ -670,6 +668,9 @@
     <w:abstractNumId w:val="991"/>
   </w:num>
   <w:num w:numId="1006">
+    <w:abstractNumId w:val="991"/>
+  </w:num>
+  <w:num w:numId="1007">
     <w:abstractNumId w:val="991"/>
   </w:num>
 </w:numbering>

--- a/CV.docx
+++ b/CV.docx
@@ -209,7 +209,7 @@
         <w:t xml:space="preserve"> </w:t>
       </w:r>
       <w:r>
-        <w:t xml:space="preserve">Java, TypeScript, Python, Rust, Nix, Bash</w:t>
+        <w:t xml:space="preserve">Java, C++, TypeScript, Python, Rust, Nix, Bash</w:t>
       </w:r>
     </w:p>
     <w:p>
@@ -253,7 +253,7 @@
         <w:t xml:space="preserve"> </w:t>
       </w:r>
       <w:r>
-        <w:t xml:space="preserve">Linux, Git, GitHub, GitLab, Docker, Firebase, Vim</w:t>
+        <w:t xml:space="preserve">Linux, Git, GitHub, GitLab, Docker, Kubernetes, Firebase, Vim</w:t>
       </w:r>
     </w:p>
     <w:p>
